--- a/src/main/resources/templates/XuatKho/de-nghi-thu-no.docx
+++ b/src/main/resources/templates/XuatKho/de-nghi-thu-no.docx
@@ -241,19 +241,11 @@
           <w:color w:val="000000"/>
         </w:rPr>
       </w:pPr>
-      <w:proofErr w:type="gramStart"/>
       <w:r>
         <w:rPr>
           <w:color w:val="000000"/>
         </w:rPr>
-        <w:t>Mã</w:t>
-      </w:r>
-      <w:proofErr w:type="gramEnd"/>
-      <w:r>
-        <w:rPr>
-          <w:color w:val="000000"/>
-        </w:rPr>
-        <w:t xml:space="preserve"> CIF: 10987477</w:t>
+        <w:t>Mã CIF: 10987477</w:t>
       </w:r>
     </w:p>
     <w:p>
@@ -515,7 +507,27 @@
                 <w:sz w:val="20"/>
                 <w:szCs w:val="20"/>
               </w:rPr>
-              <w:t>GHI_CHU</w:t>
+              <w:t>GHI</w:t>
+            </w:r>
+            <w:r>
+              <w:rPr>
+                <w:b/>
+                <w:bCs/>
+                <w:color w:val="000000"/>
+                <w:sz w:val="20"/>
+                <w:szCs w:val="20"/>
+              </w:rPr>
+              <w:t xml:space="preserve"> </w:t>
+            </w:r>
+            <w:r>
+              <w:rPr>
+                <w:b/>
+                <w:bCs/>
+                <w:color w:val="000000"/>
+                <w:sz w:val="20"/>
+                <w:szCs w:val="20"/>
+              </w:rPr>
+              <w:t>CHU</w:t>
             </w:r>
           </w:p>
         </w:tc>
